--- a/prosedurler/EMS.ÜR.PRO.05.07. Cutting Procedure.docx
+++ b/prosedurler/EMS.ÜR.PRO.05.07. Cutting Procedure.docx
@@ -5557,13 +5557,13 @@
           <w:sz w:val="20"/>
           <w:szCs w:val="20"/>
         </w:rPr>
-        <w:t xml:space="preserve">Hazırlayan: Kesimhane Sorumlusu  ..........................    Kalite Müdürü: ..........................</w:t>
-      </w:r>
-    </w:p>
-    <w:p>
-      <w:pPr>
-        <w:pStyle w:val="ListeParagraf"/>
-        <w:spacing w:before="160" w:after="0"/>
+        <w:t xml:space="preserve">Hazırlayan: Kesimhane Sorumlusu  ..........................</w:t>
+      </w:r>
+    </w:p>
+    <w:p>
+      <w:pPr>
+        <w:pStyle w:val="ListeParagraf"/>
+        <w:spacing w:before="40" w:after="0"/>
         <w:ind w:left="709"/>
       </w:pPr>
       <w:r>
@@ -5574,7 +5574,75 @@
           <w:sz w:val="20"/>
           <w:szCs w:val="20"/>
         </w:rPr>
-        <w:t xml:space="preserve">Hazırlayan: Bakım Müdürü  ..........................    Kalite Müdürü: ..........................</w:t>
+        <w:t xml:space="preserve">Kontrol: Üretim Müdürü  ..........................</w:t>
+      </w:r>
+    </w:p>
+    <w:p>
+      <w:pPr>
+        <w:pStyle w:val="ListeParagraf"/>
+        <w:spacing w:before="40" w:after="0"/>
+        <w:ind w:left="709"/>
+      </w:pPr>
+      <w:r>
+        <w:rPr>
+          <w:rFonts w:ascii="Calibri" w:hAnsi="Calibri" w:cs="Calibri"/>
+          <w:b/>
+          <w:bCs/>
+          <w:sz w:val="20"/>
+          <w:szCs w:val="20"/>
+        </w:rPr>
+        <w:t xml:space="preserve">Kalite Müdürü: ..........................    Fabrika Müdürü: ..........................</w:t>
+      </w:r>
+    </w:p>
+    <w:p>
+      <w:pPr>
+        <w:pStyle w:val="ListeParagraf"/>
+        <w:spacing w:before="160" w:after="0"/>
+        <w:ind w:left="709"/>
+      </w:pPr>
+      <w:r>
+        <w:rPr>
+          <w:rFonts w:ascii="Calibri" w:hAnsi="Calibri" w:cs="Calibri"/>
+          <w:b/>
+          <w:bCs/>
+          <w:sz w:val="20"/>
+          <w:szCs w:val="20"/>
+        </w:rPr>
+        <w:t xml:space="preserve">Hazırlayan: Bakım Müdürü  ..........................</w:t>
+      </w:r>
+    </w:p>
+    <w:p>
+      <w:pPr>
+        <w:pStyle w:val="ListeParagraf"/>
+        <w:spacing w:before="40" w:after="0"/>
+        <w:ind w:left="709"/>
+      </w:pPr>
+      <w:r>
+        <w:rPr>
+          <w:rFonts w:ascii="Calibri" w:hAnsi="Calibri" w:cs="Calibri"/>
+          <w:b/>
+          <w:bCs/>
+          <w:sz w:val="20"/>
+          <w:szCs w:val="20"/>
+        </w:rPr>
+        <w:t xml:space="preserve">Kontrol: Fabrika Müdürü · İplik Fabrika Müdürü  ..........................</w:t>
+      </w:r>
+    </w:p>
+    <w:p>
+      <w:pPr>
+        <w:pStyle w:val="ListeParagraf"/>
+        <w:spacing w:before="40" w:after="0"/>
+        <w:ind w:left="709"/>
+      </w:pPr>
+      <w:r>
+        <w:rPr>
+          <w:rFonts w:ascii="Calibri" w:hAnsi="Calibri" w:cs="Calibri"/>
+          <w:b/>
+          <w:bCs/>
+          <w:sz w:val="20"/>
+          <w:szCs w:val="20"/>
+        </w:rPr>
+        <w:t xml:space="preserve">Kalite Müdürü: ..........................    Fabrika Müdürü: ..........................</w:t>
       </w:r>
     </w:p>
     <w:p>

--- a/prosedurler/EMS.ÜR.PRO.05.07. Cutting Procedure.docx
+++ b/prosedurler/EMS.ÜR.PRO.05.07. Cutting Procedure.docx
@@ -780,7 +780,7 @@
           <w:sz w:val="24"/>
           <w:szCs w:val="24"/>
         </w:rPr>
-        <w:t xml:space="preserve">2.1. The marker is drawn considering the tech pack, size distribution and fabric width (TLM-KES-01, PRS-KES-01).</w:t>
+        <w:t xml:space="preserve">2.1. The marker is drawn considering the tech pack, size distribution and fabric width (EMS.ÜR.TL.05.02, EMS.ÜR.PRO.05.07).</w:t>
       </w:r>
     </w:p>
     <w:p>
@@ -885,7 +885,7 @@
           <w:sz w:val="24"/>
           <w:szCs w:val="24"/>
         </w:rPr>
-        <w:t xml:space="preserve">3.1. Spreading is done according to the Spreading Instruction (TLM-KES-02); ply count, fabric direction and tension are checked.</w:t>
+        <w:t xml:space="preserve">3.1. Spreading is done according to the Spreading Instruction (EMS.ÜR.TL.05.09); ply count, fabric direction and tension are checked.</w:t>
       </w:r>
     </w:p>
     <w:p>
@@ -1006,7 +1006,7 @@
           <w:sz w:val="24"/>
           <w:szCs w:val="24"/>
         </w:rPr>
-        <w:t xml:space="preserve">4.1. Cutting is done according to the Cutting and Blade Safety Instruction (TLM-KES-03); blade sharpness and setting are checked at the start of every shift (EMS.İS.TL.18.03. Sewing and Cutting Machine Safety Instruction).</w:t>
+        <w:t xml:space="preserve">4.1. Cutting is done according to the Cutting and Blade Safety Instruction (EMS.ÜR.TL.05.02); blade sharpness and setting are checked at the start of every shift (EMS.İS.TL.18.03. Sewing and Cutting Machine Safety Instruction).</w:t>
       </w:r>
     </w:p>
     <w:p>
@@ -1111,7 +1111,7 @@
           <w:sz w:val="24"/>
           <w:szCs w:val="24"/>
         </w:rPr>
-        <w:t xml:space="preserve">5.1. Each piece is marked with ply number and size; the label or adhesive numberer is applied without damaging the fabric face (TLM-KES-04).</w:t>
+        <w:t xml:space="preserve">5.1. Each piece is marked with ply number and size; the label or adhesive numberer is applied without damaging the fabric face (EMS.ÜR.TL.05.02).</w:t>
       </w:r>
     </w:p>
     <w:p>
@@ -1200,7 +1200,7 @@
           <w:sz w:val="24"/>
           <w:szCs w:val="24"/>
         </w:rPr>
-        <w:t xml:space="preserve">6.1. Cut pieces are counted and visually checked according to the Cutting Sorting and Defect Separation Instruction (TLM-KES-05).</w:t>
+        <w:t xml:space="preserve">6.1. Cut pieces are counted and visually checked according to the Cutting Sorting and Defect Separation Instruction (EMS.ÜR.TL.05.02).</w:t>
       </w:r>
     </w:p>
     <w:p>
@@ -1799,7 +1799,7 @@
           <w:sz w:val="24"/>
           <w:szCs w:val="24"/>
         </w:rPr>
-        <w:t xml:space="preserve">PRS-KES-01 Cutting Procedure</w:t>
+        <w:t xml:space="preserve">EMS.ÜR.PRO.05.07 Cutting Procedure</w:t>
       </w:r>
     </w:p>
     <w:p>
@@ -1818,7 +1818,7 @@
           <w:sz w:val="24"/>
           <w:szCs w:val="24"/>
         </w:rPr>
-        <w:t xml:space="preserve">TLM-KES-01 Marker making and efficiency; TLM-KES-02 Spreading; TLM-KES-03 Cutting and blade safety; TLM-KES-04 Bundling and shade check; TLM-KES-05 Cutting sorting and defect separation</w:t>
+        <w:t xml:space="preserve">EMS.ÜR.TL.05.02 Marker making and efficiency; EMS.ÜR.TL.05.09 Spreading; EMS.ÜR.TL.05.02 Cutting and blade safety; EMS.ÜR.TL.05.02 Bundling and shade check; EMS.ÜR.TL.05.02 Cutting sorting and defect separation</w:t>
       </w:r>
     </w:p>
     <w:p>
@@ -2928,7 +2928,7 @@
           <w:sz w:val="24"/>
           <w:szCs w:val="24"/>
         </w:rPr>
-        <w:t xml:space="preserve">2.1. يُرسم الماركر مع مراعاة المواصفة الفنية وتوزيع المقاسات وعرض القماش (TLM-KES-01، PRS-KES-01).</w:t>
+        <w:t xml:space="preserve">2.1. يُرسم الماركر مع مراعاة المواصفة الفنية وتوزيع المقاسات وعرض القماش (EMS.ÜR.TL.05.02، EMS.ÜR.PRO.05.07).</w:t>
       </w:r>
     </w:p>
     <w:p>
@@ -3046,7 +3046,7 @@
           <w:sz w:val="24"/>
           <w:szCs w:val="24"/>
         </w:rPr>
-        <w:t xml:space="preserve">3.1. يُجرى الفرد وفق تعليمات الفرد (TLM-KES-02)؛ ويُتحقق من عدد الطبقات واتجاه القماش وشده.</w:t>
+        <w:t xml:space="preserve">3.1. يُجرى الفرد وفق تعليمات الفرد (EMS.ÜR.TL.05.09)؛ ويُتحقق من عدد الطبقات واتجاه القماش وشده.</w:t>
       </w:r>
     </w:p>
     <w:p>
@@ -3182,7 +3182,7 @@
           <w:sz w:val="24"/>
           <w:szCs w:val="24"/>
         </w:rPr>
-        <w:t xml:space="preserve">4.1. يُجرى القص وفق تعليمات القص وسلامة السكين (TLM-KES-03)؛ وتُفحص حدة السكين وضبطه في بداية كل وردية (EMS.İS.TL.18.03. تعليمات سلامة آلات الخياطة والقص).</w:t>
+        <w:t xml:space="preserve">4.1. يُجرى القص وفق تعليمات القص وسلامة السكين (EMS.ÜR.TL.05.02)؛ وتُفحص حدة السكين وضبطه في بداية كل وردية (EMS.İS.TL.18.03. تعليمات سلامة آلات الخياطة والقص).</w:t>
       </w:r>
     </w:p>
     <w:p>
@@ -3300,7 +3300,7 @@
           <w:sz w:val="24"/>
           <w:szCs w:val="24"/>
         </w:rPr>
-        <w:t xml:space="preserve">5.1. توسم كل قطعة برقم الطبقة والمقاس؛ وتُطبق البطاقة أو أداة الترقيم اللاصقة دون الإضرار بوجه القماش (TLM-KES-04).</w:t>
+        <w:t xml:space="preserve">5.1. توسم كل قطعة برقم الطبقة والمقاس؛ وتُطبق البطاقة أو أداة الترقيم اللاصقة دون الإضرار بوجه القماش (EMS.ÜR.TL.05.02).</w:t>
       </w:r>
     </w:p>
     <w:p>
@@ -3400,7 +3400,7 @@
           <w:sz w:val="24"/>
           <w:szCs w:val="24"/>
         </w:rPr>
-        <w:t xml:space="preserve">6.1. تُعد القطع المقصوصة وتُفحص بصريًا وفق تعليمات تصنيف القص وفرز العيوب (TLM-KES-05).</w:t>
+        <w:t xml:space="preserve">6.1. تُعد القطع المقصوصة وتُفحص بصريًا وفق تعليمات تصنيف القص وفرز العيوب (EMS.ÜR.TL.05.02).</w:t>
       </w:r>
     </w:p>
     <w:p>
@@ -4068,7 +4068,7 @@
           <w:sz w:val="24"/>
           <w:szCs w:val="24"/>
         </w:rPr>
-        <w:t xml:space="preserve">PRS-KES-01 إجراء القص</w:t>
+        <w:t xml:space="preserve">EMS.ÜR.PRO.05.07 إجراء القص</w:t>
       </w:r>
     </w:p>
     <w:p>
@@ -4089,7 +4089,7 @@
           <w:sz w:val="24"/>
           <w:szCs w:val="24"/>
         </w:rPr>
-        <w:t xml:space="preserve">TLM-KES-01 رسم الماركر والكفاءة؛ TLM-KES-02 الفرد؛ TLM-KES-03 القص وسلامة السكين؛ TLM-KES-04 ترقيم القطع وفحص الدرجة اللونية؛ TLM-KES-05 تصنيف القص وفرز العيوب</w:t>
+        <w:t xml:space="preserve">EMS.ÜR.TL.05.02 رسم الماركر والكفاءة؛ EMS.ÜR.TL.05.09 الفرد؛ EMS.ÜR.TL.05.02 القص وسلامة السكين؛ EMS.ÜR.TL.05.02 ترقيم القطع وفحص الدرجة اللونية؛ EMS.ÜR.TL.05.02 تصنيف القص وفرز العيوب</w:t>
       </w:r>
     </w:p>
     <w:p>
